--- a/PEOPLE-MACHINE/LABA1-2/Звіт до Лабораторної 1-2.docx
+++ b/PEOPLE-MACHINE/LABA1-2/Звіт до Лабораторної 1-2.docx
@@ -171,9 +171,13 @@
           <w:sz w:val="32"/>
           <w:szCs w:val="32"/>
         </w:rPr>
-        <w:t>Звіт про виконання лабораторної роботи № 1</w:t>
-      </w:r>
-      <w:r>
+        <w:t>Звіт про виконання лабораторної роботи № 1-2</w:t>
+      </w:r>
+    </w:p>
+    <w:p>
+      <w:pPr>
+        <w:spacing w:line="360" w:lineRule="auto"/>
+        <w:jc w:val="center"/>
         <w:rPr>
           <w:rFonts w:ascii="Times New Roman" w:hAnsi="Times New Roman" w:cs="Times New Roman"/>
           <w:b/>
@@ -181,8 +185,7 @@
           <w:sz w:val="32"/>
           <w:szCs w:val="32"/>
         </w:rPr>
-        <w:t>-2</w:t>
-      </w:r>
+      </w:pPr>
     </w:p>
     <w:p>
       <w:pPr>
@@ -226,19 +229,6 @@
     <w:p>
       <w:pPr>
         <w:spacing w:line="360" w:lineRule="auto"/>
-        <w:jc w:val="center"/>
-        <w:rPr>
-          <w:rFonts w:ascii="Times New Roman" w:hAnsi="Times New Roman" w:cs="Times New Roman"/>
-          <w:b/>
-          <w:bCs/>
-          <w:sz w:val="32"/>
-          <w:szCs w:val="32"/>
-        </w:rPr>
-      </w:pPr>
-    </w:p>
-    <w:p>
-      <w:pPr>
-        <w:spacing w:line="360" w:lineRule="auto"/>
         <w:jc w:val="right"/>
         <w:rPr>
           <w:rFonts w:ascii="Times New Roman" w:hAnsi="Times New Roman" w:cs="Times New Roman"/>
@@ -21008,24 +20998,7 @@
           <w:sz w:val="28"/>
           <w:szCs w:val="28"/>
         </w:rPr>
-        <w:t xml:space="preserve">Висновок: </w:t>
-      </w:r>
-      <w:r>
-        <w:rPr>
-          <w:rFonts w:ascii="Times New Roman" w:hAnsi="Times New Roman" w:cs="Times New Roman"/>
-          <w:sz w:val="28"/>
-          <w:szCs w:val="28"/>
-        </w:rPr>
-        <w:t xml:space="preserve">У результаті виконання лабораторної роботи було створено програму для реалізації діалогу типу "запитання-відповідь". Програма дозволяє виконувати команди, такі як порівняння файлів, перегляд папок, видалення </w:t>
-      </w:r>
-      <w:r>
-        <w:rPr>
-          <w:rFonts w:ascii="Times New Roman" w:hAnsi="Times New Roman" w:cs="Times New Roman"/>
-          <w:sz w:val="28"/>
-          <w:szCs w:val="28"/>
-        </w:rPr>
-        <w:lastRenderedPageBreak/>
-        <w:t>файлів та завершення процесів. Мета роботи досягнута, а отримані знання можуть бути використані для розробки подібних програм.</w:t>
+        <w:t xml:space="preserve">Висновок: У результаті виконання лабораторної роботи було створено програму для реалізації діалогу типу "запитання-відповідь". Програма дозволяє виконувати команди, такі як порівняння файлів, перегляд папок, видалення файлів та завершення процесів. </w:t>
       </w:r>
     </w:p>
     <w:sectPr>
@@ -21771,6 +21744,7 @@
   <w:style w:type="character" w:default="1" w:styleId="a0">
     <w:name w:val="Default Paragraph Font"/>
     <w:uiPriority w:val="1"/>
+    <w:semiHidden/>
     <w:unhideWhenUsed/>
   </w:style>
   <w:style w:type="table" w:default="1" w:styleId="a1">
